--- a/ky/wisdom-stories/our-qualities-can-become-our-enemies.docx
+++ b/ky/wisdom-stories/our-qualities-can-become-our-enemies.docx
@@ -20,7 +20,7 @@
           <w:sz w:val="34"/>
           <w:lang w:val="ky-KG"/>
         </w:rPr>
-        <w:t>Сапаттарыбыз өзүбүзгө душман болушу мүмкүн</w:t>
+        <w:t>Артыкчылыгыбыз өзүбүзгө кырсык болушу мүмкүн</w:t>
       </w:r>
       <w:bookmarkEnd w:id="10154"/>
     </w:p>
@@ -93,7 +93,7 @@
           <w:sz w:val="22"/>
           <w:lang w:val="ky-KG"/>
         </w:rPr>
-        <w:t>Өзүбүздө бар деп сыймыктанган айрым сапаттар, чынында, алсыздыгыбызга жана кырсыгыбызга айланышы мүмкүн…</w:t>
+        <w:t>Өзүбүздө жактырып сүйгөн айрым сапаттаркээде алсыз жерибизге айланып, башыбызга кырсык алып келет…</w:t>
       </w:r>
     </w:p>
     <w:p>
@@ -117,7 +117,7 @@
           <w:sz w:val="22"/>
           <w:lang w:val="ky-KG"/>
         </w:rPr>
-        <w:t xml:space="preserve">Сабак: </w:t>
+        <w:t>Сабак: Кээде мактанган сапатыбыз дал өзүбүздүн алсыз жерибиз. Тоосту куйругу, булбулду тили эле берет — артыкчылыгыңа ашкере ишенип кетпе.</w:t>
       </w:r>
       <w:r>
         <w:rPr>
@@ -126,7 +126,6 @@
           <w:sz w:val="22"/>
           <w:lang w:val="ky-KG"/>
         </w:rPr>
-        <w:t>Артыкчылыгың кээде алсыз жериңе айланышы мүмкүн. Сулуулугуңа, өнөрүңө ашкере ишенип, сактыгыңды жоготпо.</w:t>
       </w:r>
     </w:p>
     <w:p>
@@ -146,7 +145,7 @@
           <w:sz w:val="18"/>
           <w:lang w:val="ky-KG"/>
         </w:rPr>
-        <w:t>Окуя ачык интернет булактарынан алынды.</w:t>
+        <w:t>Аңгемелер ачык интернет булактарынан алынган, иллюстрациялар болсо ЖИ менен түзүлгөн.</w:t>
       </w:r>
     </w:p>
     <w:sectPr>
